--- a/CSC326-System-Analysis-And-Design/Old-Questions/sadprint.docx
+++ b/CSC326-System-Analysis-And-Design/Old-Questions/sadprint.docx
@@ -4,10 +4,21 @@
   <w:body>
     <w:p>
       <w:r>
+        <w:rPr>
+          <w:noProof/>
+        </w:rPr>
         <w:drawing>
-          <wp:inline distT="0" distB="0" distL="0" distR="0" wp14:anchorId="111AE9AA" wp14:editId="5A449C48">
-            <wp:extent cx="5731510" cy="5731510"/>
-            <wp:effectExtent l="0" t="0" r="2540" b="2540"/>
+          <wp:anchor distT="0" distB="0" distL="114300" distR="114300" simplePos="0" relativeHeight="251661312" behindDoc="0" locked="0" layoutInCell="1" allowOverlap="1" wp14:anchorId="111AE9AA" wp14:editId="1D22CD66">
+            <wp:simplePos x="0" y="0"/>
+            <wp:positionH relativeFrom="column">
+              <wp:posOffset>-427281</wp:posOffset>
+            </wp:positionH>
+            <wp:positionV relativeFrom="paragraph">
+              <wp:posOffset>-332402</wp:posOffset>
+            </wp:positionV>
+            <wp:extent cx="6353298" cy="6353298"/>
+            <wp:effectExtent l="0" t="0" r="9525" b="9525"/>
+            <wp:wrapNone/>
             <wp:docPr id="1464170000" name="Picture 1"/>
             <wp:cNvGraphicFramePr>
               <a:graphicFrameLocks xmlns:a="http://schemas.openxmlformats.org/drawingml/2006/main" noChangeAspect="1"/>
@@ -20,7 +31,13 @@
                     <pic:cNvPicPr/>
                   </pic:nvPicPr>
                   <pic:blipFill>
-                    <a:blip r:embed="rId5"/>
+                    <a:blip r:embed="rId5">
+                      <a:extLst>
+                        <a:ext uri="{28A0092B-C50C-407E-A947-70E740481C1C}">
+                          <a14:useLocalDpi xmlns:a14="http://schemas.microsoft.com/office/drawing/2010/main" val="0"/>
+                        </a:ext>
+                      </a:extLst>
+                    </a:blip>
                     <a:stretch>
                       <a:fillRect/>
                     </a:stretch>
@@ -28,7 +45,7 @@
                   <pic:spPr>
                     <a:xfrm>
                       <a:off x="0" y="0"/>
-                      <a:ext cx="5731510" cy="5731510"/>
+                      <a:ext cx="6353298" cy="6353298"/>
                     </a:xfrm>
                     <a:prstGeom prst="rect">
                       <a:avLst/>
@@ -37,30 +54,162 @@
                 </pic:pic>
               </a:graphicData>
             </a:graphic>
-          </wp:inline>
+            <wp14:sizeRelH relativeFrom="margin">
+              <wp14:pctWidth>0</wp14:pctWidth>
+            </wp14:sizeRelH>
+            <wp14:sizeRelV relativeFrom="margin">
+              <wp14:pctHeight>0</wp14:pctHeight>
+            </wp14:sizeRelV>
+          </wp:anchor>
         </w:drawing>
       </w:r>
     </w:p>
-    <w:p/>
-    <w:p/>
-    <w:p/>
-    <w:p/>
-    <w:p/>
     <w:p>
-      <w:pPr>
-        <w:tabs>
-          <w:tab w:val="left" w:pos="7765"/>
-        </w:tabs>
-      </w:pPr>
       <w:r>
-        <w:lastRenderedPageBreak/>
-        <w:tab/>
+        <w:drawing>
+          <wp:anchor distT="0" distB="0" distL="114300" distR="114300" simplePos="0" relativeHeight="251663360" behindDoc="0" locked="0" layoutInCell="1" allowOverlap="1" wp14:anchorId="5639F4E6" wp14:editId="544D3A84">
+            <wp:simplePos x="0" y="0"/>
+            <wp:positionH relativeFrom="margin">
+              <wp:align>center</wp:align>
+            </wp:positionH>
+            <wp:positionV relativeFrom="paragraph">
+              <wp:posOffset>6316403</wp:posOffset>
+            </wp:positionV>
+            <wp:extent cx="6792686" cy="1863360"/>
+            <wp:effectExtent l="0" t="0" r="8255" b="3810"/>
+            <wp:wrapNone/>
+            <wp:docPr id="1454108364" name="Picture 1"/>
+            <wp:cNvGraphicFramePr>
+              <a:graphicFrameLocks xmlns:a="http://schemas.openxmlformats.org/drawingml/2006/main" noChangeAspect="1"/>
+            </wp:cNvGraphicFramePr>
+            <a:graphic xmlns:a="http://schemas.openxmlformats.org/drawingml/2006/main">
+              <a:graphicData uri="http://schemas.openxmlformats.org/drawingml/2006/picture">
+                <pic:pic xmlns:pic="http://schemas.openxmlformats.org/drawingml/2006/picture">
+                  <pic:nvPicPr>
+                    <pic:cNvPr id="1454108364" name=""/>
+                    <pic:cNvPicPr/>
+                  </pic:nvPicPr>
+                  <pic:blipFill>
+                    <a:blip r:embed="rId6">
+                      <a:extLst>
+                        <a:ext uri="{28A0092B-C50C-407E-A947-70E740481C1C}">
+                          <a14:useLocalDpi xmlns:a14="http://schemas.microsoft.com/office/drawing/2010/main" val="0"/>
+                        </a:ext>
+                      </a:extLst>
+                    </a:blip>
+                    <a:stretch>
+                      <a:fillRect/>
+                    </a:stretch>
+                  </pic:blipFill>
+                  <pic:spPr>
+                    <a:xfrm>
+                      <a:off x="0" y="0"/>
+                      <a:ext cx="6792686" cy="1863360"/>
+                    </a:xfrm>
+                    <a:prstGeom prst="rect">
+                      <a:avLst/>
+                    </a:prstGeom>
+                  </pic:spPr>
+                </pic:pic>
+              </a:graphicData>
+            </a:graphic>
+            <wp14:sizeRelH relativeFrom="margin">
+              <wp14:pctWidth>0</wp14:pctWidth>
+            </wp14:sizeRelH>
+            <wp14:sizeRelV relativeFrom="margin">
+              <wp14:pctHeight>0</wp14:pctHeight>
+            </wp14:sizeRelV>
+          </wp:anchor>
+        </w:drawing>
       </w:r>
       <w:r>
+        <w:br w:type="page"/>
+      </w:r>
+    </w:p>
+    <w:p>
+      <w:r>
+        <w:rPr>
+          <w:noProof/>
+        </w:rPr>
+        <w:lastRenderedPageBreak/>
         <w:drawing>
-          <wp:inline distT="0" distB="0" distL="0" distR="0" wp14:anchorId="28D6F546" wp14:editId="598C53B2">
-            <wp:extent cx="4124901" cy="7201905"/>
-            <wp:effectExtent l="0" t="0" r="9525" b="0"/>
+          <wp:anchor distT="0" distB="0" distL="114300" distR="114300" simplePos="0" relativeHeight="251662336" behindDoc="0" locked="0" layoutInCell="1" allowOverlap="1" wp14:anchorId="011509FD" wp14:editId="19146B78">
+            <wp:simplePos x="0" y="0"/>
+            <wp:positionH relativeFrom="margin">
+              <wp:posOffset>-557835</wp:posOffset>
+            </wp:positionH>
+            <wp:positionV relativeFrom="paragraph">
+              <wp:posOffset>284158</wp:posOffset>
+            </wp:positionV>
+            <wp:extent cx="6467706" cy="5807034"/>
+            <wp:effectExtent l="0" t="0" r="0" b="3810"/>
+            <wp:wrapNone/>
+            <wp:docPr id="1871290042" name="Picture 1"/>
+            <wp:cNvGraphicFramePr>
+              <a:graphicFrameLocks xmlns:a="http://schemas.openxmlformats.org/drawingml/2006/main" noChangeAspect="1"/>
+            </wp:cNvGraphicFramePr>
+            <a:graphic xmlns:a="http://schemas.openxmlformats.org/drawingml/2006/main">
+              <a:graphicData uri="http://schemas.openxmlformats.org/drawingml/2006/picture">
+                <pic:pic xmlns:pic="http://schemas.openxmlformats.org/drawingml/2006/picture">
+                  <pic:nvPicPr>
+                    <pic:cNvPr id="1871290042" name=""/>
+                    <pic:cNvPicPr/>
+                  </pic:nvPicPr>
+                  <pic:blipFill>
+                    <a:blip r:embed="rId7">
+                      <a:extLst>
+                        <a:ext uri="{28A0092B-C50C-407E-A947-70E740481C1C}">
+                          <a14:useLocalDpi xmlns:a14="http://schemas.microsoft.com/office/drawing/2010/main" val="0"/>
+                        </a:ext>
+                      </a:extLst>
+                    </a:blip>
+                    <a:stretch>
+                      <a:fillRect/>
+                    </a:stretch>
+                  </pic:blipFill>
+                  <pic:spPr>
+                    <a:xfrm>
+                      <a:off x="0" y="0"/>
+                      <a:ext cx="6467706" cy="5807034"/>
+                    </a:xfrm>
+                    <a:prstGeom prst="rect">
+                      <a:avLst/>
+                    </a:prstGeom>
+                  </pic:spPr>
+                </pic:pic>
+              </a:graphicData>
+            </a:graphic>
+            <wp14:sizeRelH relativeFrom="margin">
+              <wp14:pctWidth>0</wp14:pctWidth>
+            </wp14:sizeRelH>
+            <wp14:sizeRelV relativeFrom="margin">
+              <wp14:pctHeight>0</wp14:pctHeight>
+            </wp14:sizeRelV>
+          </wp:anchor>
+        </w:drawing>
+      </w:r>
+      <w:r>
+        <w:br w:type="page"/>
+      </w:r>
+    </w:p>
+    <w:p>
+      <w:r>
+        <w:rPr>
+          <w:noProof/>
+        </w:rPr>
+        <w:lastRenderedPageBreak/>
+        <w:drawing>
+          <wp:anchor distT="0" distB="0" distL="114300" distR="114300" simplePos="0" relativeHeight="251659264" behindDoc="0" locked="0" layoutInCell="1" allowOverlap="1" wp14:anchorId="28D6F546" wp14:editId="055B4EAA">
+            <wp:simplePos x="0" y="0"/>
+            <wp:positionH relativeFrom="column">
+              <wp:posOffset>639816</wp:posOffset>
+            </wp:positionH>
+            <wp:positionV relativeFrom="paragraph">
+              <wp:posOffset>-196801</wp:posOffset>
+            </wp:positionV>
+            <wp:extent cx="5012130" cy="8751742"/>
+            <wp:effectExtent l="0" t="0" r="0" b="0"/>
+            <wp:wrapNone/>
             <wp:docPr id="1473566030" name="Picture 1"/>
             <wp:cNvGraphicFramePr>
               <a:graphicFrameLocks xmlns:a="http://schemas.openxmlformats.org/drawingml/2006/main" noChangeAspect="1"/>
@@ -73,7 +222,13 @@
                     <pic:cNvPicPr/>
                   </pic:nvPicPr>
                   <pic:blipFill>
-                    <a:blip r:embed="rId6"/>
+                    <a:blip r:embed="rId8">
+                      <a:extLst>
+                        <a:ext uri="{28A0092B-C50C-407E-A947-70E740481C1C}">
+                          <a14:useLocalDpi xmlns:a14="http://schemas.microsoft.com/office/drawing/2010/main" val="0"/>
+                        </a:ext>
+                      </a:extLst>
+                    </a:blip>
                     <a:stretch>
                       <a:fillRect/>
                     </a:stretch>
@@ -81,7 +236,7 @@
                   <pic:spPr>
                     <a:xfrm>
                       <a:off x="0" y="0"/>
-                      <a:ext cx="4124901" cy="7201905"/>
+                      <a:ext cx="5012130" cy="8751742"/>
                     </a:xfrm>
                     <a:prstGeom prst="rect">
                       <a:avLst/>
@@ -90,7 +245,99 @@
                 </pic:pic>
               </a:graphicData>
             </a:graphic>
-          </wp:inline>
+            <wp14:sizeRelH relativeFrom="margin">
+              <wp14:pctWidth>0</wp14:pctWidth>
+            </wp14:sizeRelH>
+            <wp14:sizeRelV relativeFrom="margin">
+              <wp14:pctHeight>0</wp14:pctHeight>
+            </wp14:sizeRelV>
+          </wp:anchor>
+        </w:drawing>
+      </w:r>
+    </w:p>
+    <w:p/>
+    <w:p/>
+    <w:p/>
+    <w:p/>
+    <w:p/>
+    <w:p>
+      <w:pPr>
+        <w:tabs>
+          <w:tab w:val="left" w:pos="7765"/>
+        </w:tabs>
+      </w:pPr>
+      <w:r>
+        <w:tab/>
+      </w:r>
+    </w:p>
+    <w:p>
+      <w:r>
+        <w:br w:type="page"/>
+      </w:r>
+    </w:p>
+    <w:p>
+      <w:r>
+        <w:lastRenderedPageBreak/>
+        <w:br w:type="page"/>
+      </w:r>
+      <w:r>
+        <w:rPr>
+          <w:noProof/>
+        </w:rPr>
+        <w:drawing>
+          <wp:anchor distT="0" distB="0" distL="114300" distR="114300" simplePos="0" relativeHeight="251660288" behindDoc="0" locked="0" layoutInCell="1" allowOverlap="1" wp14:anchorId="05B88126" wp14:editId="0137A410">
+            <wp:simplePos x="0" y="0"/>
+            <wp:positionH relativeFrom="margin">
+              <wp:align>right</wp:align>
+            </wp:positionH>
+            <wp:positionV relativeFrom="paragraph">
+              <wp:posOffset>95002</wp:posOffset>
+            </wp:positionV>
+            <wp:extent cx="6129443" cy="8336477"/>
+            <wp:effectExtent l="0" t="0" r="5080" b="7620"/>
+            <wp:wrapNone/>
+            <wp:docPr id="16695189" name="Picture 1"/>
+            <wp:cNvGraphicFramePr>
+              <a:graphicFrameLocks xmlns:a="http://schemas.openxmlformats.org/drawingml/2006/main" noChangeAspect="1"/>
+            </wp:cNvGraphicFramePr>
+            <a:graphic xmlns:a="http://schemas.openxmlformats.org/drawingml/2006/main">
+              <a:graphicData uri="http://schemas.openxmlformats.org/drawingml/2006/picture">
+                <pic:pic xmlns:pic="http://schemas.openxmlformats.org/drawingml/2006/picture">
+                  <pic:nvPicPr>
+                    <pic:cNvPr id="16695189" name=""/>
+                    <pic:cNvPicPr/>
+                  </pic:nvPicPr>
+                  <pic:blipFill>
+                    <a:blip r:embed="rId9">
+                      <a:extLst>
+                        <a:ext uri="{28A0092B-C50C-407E-A947-70E740481C1C}">
+                          <a14:useLocalDpi xmlns:a14="http://schemas.microsoft.com/office/drawing/2010/main" val="0"/>
+                        </a:ext>
+                      </a:extLst>
+                    </a:blip>
+                    <a:stretch>
+                      <a:fillRect/>
+                    </a:stretch>
+                  </pic:blipFill>
+                  <pic:spPr>
+                    <a:xfrm>
+                      <a:off x="0" y="0"/>
+                      <a:ext cx="6129443" cy="8336477"/>
+                    </a:xfrm>
+                    <a:prstGeom prst="rect">
+                      <a:avLst/>
+                    </a:prstGeom>
+                  </pic:spPr>
+                </pic:pic>
+              </a:graphicData>
+            </a:graphic>
+            <wp14:sizeRelH relativeFrom="margin">
+              <wp14:pctWidth>0</wp14:pctWidth>
+            </wp14:sizeRelH>
+            <wp14:sizeRelV relativeFrom="margin">
+              <wp14:pctHeight>0</wp14:pctHeight>
+            </wp14:sizeRelV>
+          </wp:anchor>
         </w:drawing>
       </w:r>
     </w:p>
